--- a/EXPORTS/DOCX/published/niveau3/English/MNusantara.docx
+++ b/EXPORTS/DOCX/published/niveau3/English/MNusantara.docx
@@ -529,13 +529,21 @@
       </w:r>
       <w:r>
         <w:rPr>
+          <w:u w:val="single" w:color="0000ff"/>
           <w:rFonts w:ascii="Charis SIL Regular" w:hAnsi="Charis SIL Regular" w:eastAsia="Charis SIL Regular"/>
           <w:b w:val="0"/>
           <w:i w:val="0"/>
           <w:color w:val="000000"/>
           <w:sz w:val="24"/>
         </w:rPr>
-        <w:t xml:space="preserve">and a new </w:t>
+        <w:hyperlink r:id="rId11" w:history="1">
+          <w:r>
+            <w:rPr>
+              <w:rStyle w:val="Hyperlink"/>
+            </w:rPr>
+            <w:t xml:space="preserve">and a new </w:t>
+          </w:r>
+        </w:hyperlink>
       </w:r>
       <w:r>
         <w:rPr>
@@ -638,7 +646,25 @@
           <w:color w:val="000000"/>
           <w:sz w:val="24"/>
         </w:rPr>
-        <w:t>established while the c</w:t>
+        <w:t>established</w:t>
+      </w:r>
+      <w:r>
+        <w:rPr>
+          <w:u w:val="single" w:color="0000ff"/>
+          <w:rFonts w:ascii="Charis SIL Regular" w:hAnsi="Charis SIL Regular" w:eastAsia="Charis SIL Regular"/>
+          <w:b w:val="0"/>
+          <w:i w:val="0"/>
+          <w:color w:val="000000"/>
+          <w:sz w:val="24"/>
+        </w:rPr>
+        <w:hyperlink r:id="rId12" w:history="1">
+          <w:r>
+            <w:rPr>
+              <w:rStyle w:val="Hyperlink"/>
+            </w:rPr>
+            <w:t xml:space="preserve"> while the c</w:t>
+          </w:r>
+        </w:hyperlink>
       </w:r>
       <w:r>
         <w:rPr>
@@ -3161,7 +3187,7 @@
           <w:sz w:val="24"/>
           <w:u w:val="single"/>
         </w:rPr>
-        <w:hyperlink r:id="rId18" w:history="1">
+        <w:hyperlink r:id="rId19" w:history="1">
           <w:r>
             <w:rPr>
               <w:rStyle w:val="Hyperlink"/>
@@ -3492,7 +3518,7 @@
           <w:sz w:val="24"/>
           <w:u w:val="single"/>
         </w:rPr>
-        <w:hyperlink r:id="rId20" w:history="1">
+        <w:hyperlink r:id="rId21" w:history="1">
           <w:r>
             <w:rPr>
               <w:rStyle w:val="Hyperlink"/>
@@ -3521,7 +3547,6 @@
       </w:r>
       <w:r>
         <w:rPr>
-          <w:u w:val="single" w:color="0000ff"/>
           <w:rFonts w:ascii="Charis SIL Regular" w:hAnsi="Charis SIL Regular" w:eastAsia="Charis SIL Regular"/>
           <w:b w:val="0"/>
           <w:i w:val="0"/>
@@ -3546,7 +3571,7 @@
           <w:sz w:val="24"/>
           <w:u w:val="single"/>
         </w:rPr>
-        <w:hyperlink r:id="rId22" w:history="1">
+        <w:hyperlink r:id="rId20" w:history="1">
           <w:r>
             <w:rPr>
               <w:rStyle w:val="Hyperlink"/>

--- a/EXPORTS/DOCX/published/niveau3/English/MNusantara.docx
+++ b/EXPORTS/DOCX/published/niveau3/English/MNusantara.docx
@@ -529,21 +529,13 @@
       </w:r>
       <w:r>
         <w:rPr>
-          <w:u w:val="single" w:color="0000ff"/>
           <w:rFonts w:ascii="Charis SIL Regular" w:hAnsi="Charis SIL Regular" w:eastAsia="Charis SIL Regular"/>
           <w:b w:val="0"/>
           <w:i w:val="0"/>
           <w:color w:val="000000"/>
           <w:sz w:val="24"/>
         </w:rPr>
-        <w:hyperlink r:id="rId11" w:history="1">
-          <w:r>
-            <w:rPr>
-              <w:rStyle w:val="Hyperlink"/>
-            </w:rPr>
-            <w:t xml:space="preserve">and a new </w:t>
-          </w:r>
-        </w:hyperlink>
+        <w:t xml:space="preserve">and a new </w:t>
       </w:r>
       <w:r>
         <w:rPr>
@@ -2845,9 +2837,15 @@
           <w:i w:val="0"/>
           <w:color w:val="0000FF"/>
           <w:sz w:val="24"/>
-          <w:u w:val="single"/>
         </w:rPr>
-        <w:t>2</w:t>
+        <w:hyperlink r:id="rId14" w:history="1">
+          <w:r>
+            <w:rPr>
+              <w:rStyle w:val="Hyperlink"/>
+            </w:rPr>
+            <w:t>2</w:t>
+          </w:r>
+        </w:hyperlink>
       </w:r>
       <w:r>
         <w:rPr>
@@ -3205,7 +3203,7 @@
           <w:sz w:val="24"/>
           <w:u w:val="single"/>
         </w:rPr>
-        <w:hyperlink r:id="rId18" w:history="1">
+        <w:hyperlink r:id="rId19" w:history="1">
           <w:r>
             <w:rPr>
               <w:rStyle w:val="Hyperlink"/>
@@ -3222,14 +3220,7 @@
           <w:color w:val="000000"/>
           <w:sz w:val="24"/>
         </w:rPr>
-        <w:hyperlink r:id="rId18" w:history="1">
-          <w:r>
-            <w:rPr>
-              <w:rStyle w:val="Hyperlink"/>
-            </w:rPr>
-            <w:t xml:space="preserve">, </w:t>
-          </w:r>
-        </w:hyperlink>
+        <w:t xml:space="preserve">, </w:t>
       </w:r>
       <w:r>
         <w:rPr>
@@ -3240,7 +3231,7 @@
           <w:sz w:val="24"/>
           <w:u w:val="single"/>
         </w:rPr>
-        <w:hyperlink r:id="rId18" w:history="1">
+        <w:hyperlink r:id="rId20" w:history="1">
           <w:r>
             <w:rPr>
               <w:rStyle w:val="Hyperlink"/>
@@ -3269,7 +3260,7 @@
           <w:sz w:val="24"/>
           <w:u w:val="single"/>
         </w:rPr>
-        <w:hyperlink r:id="rId18" w:history="1">
+        <w:hyperlink r:id="rId20" w:history="1">
           <w:r>
             <w:rPr>
               <w:rStyle w:val="Hyperlink"/>
@@ -3287,7 +3278,7 @@
           <w:sz w:val="24"/>
           <w:u w:val="single"/>
         </w:rPr>
-        <w:hyperlink r:id="rId18" w:history="1">
+        <w:hyperlink r:id="rId20" w:history="1">
           <w:r>
             <w:rPr>
               <w:rStyle w:val="Hyperlink"/>
@@ -3418,7 +3409,7 @@
           <w:sz w:val="24"/>
           <w:u w:val="single"/>
         </w:rPr>
-        <w:hyperlink r:id="rId20" w:history="1">
+        <w:hyperlink r:id="rId21" w:history="1">
           <w:r>
             <w:rPr>
               <w:rStyle w:val="Hyperlink"/>
@@ -3436,7 +3427,7 @@
           <w:sz w:val="24"/>
           <w:u w:val="single"/>
         </w:rPr>
-        <w:hyperlink r:id="rId20" w:history="1">
+        <w:hyperlink r:id="rId21" w:history="1">
           <w:r>
             <w:rPr>
               <w:rStyle w:val="Hyperlink"/>
@@ -3454,7 +3445,7 @@
           <w:sz w:val="24"/>
           <w:u w:val="single"/>
         </w:rPr>
-        <w:hyperlink r:id="rId20" w:history="1">
+        <w:hyperlink r:id="rId21" w:history="1">
           <w:r>
             <w:rPr>
               <w:rStyle w:val="Hyperlink"/>
@@ -3472,7 +3463,7 @@
           <w:sz w:val="24"/>
           <w:u w:val="single"/>
         </w:rPr>
-        <w:hyperlink r:id="rId20" w:history="1">
+        <w:hyperlink r:id="rId21" w:history="1">
           <w:r>
             <w:rPr>
               <w:rStyle w:val="Hyperlink"/>
@@ -3500,7 +3491,7 @@
           <w:sz w:val="24"/>
           <w:u w:val="single"/>
         </w:rPr>
-        <w:hyperlink r:id="rId21" w:history="1">
+        <w:hyperlink r:id="rId22" w:history="1">
           <w:r>
             <w:rPr>
               <w:rStyle w:val="Hyperlink"/>
@@ -3518,7 +3509,7 @@
           <w:sz w:val="24"/>
           <w:u w:val="single"/>
         </w:rPr>
-        <w:hyperlink r:id="rId21" w:history="1">
+        <w:hyperlink r:id="rId22" w:history="1">
           <w:r>
             <w:rPr>
               <w:rStyle w:val="Hyperlink"/>
@@ -3536,7 +3527,7 @@
           <w:sz w:val="24"/>
           <w:u w:val="single"/>
         </w:rPr>
-        <w:hyperlink r:id="rId20" w:history="1">
+        <w:hyperlink r:id="rId22" w:history="1">
           <w:r>
             <w:rPr>
               <w:rStyle w:val="Hyperlink"/>
@@ -3553,14 +3544,7 @@
           <w:color w:val="000000"/>
           <w:sz w:val="24"/>
         </w:rPr>
-        <w:hyperlink r:id="rId20" w:history="1">
-          <w:r>
-            <w:rPr>
-              <w:rStyle w:val="Hyperlink"/>
-            </w:rPr>
-            <w:t xml:space="preserve">, </w:t>
-          </w:r>
-        </w:hyperlink>
+        <w:t xml:space="preserve">, </w:t>
       </w:r>
       <w:r>
         <w:rPr>
@@ -3571,7 +3555,7 @@
           <w:sz w:val="24"/>
           <w:u w:val="single"/>
         </w:rPr>
-        <w:hyperlink r:id="rId20" w:history="1">
+        <w:hyperlink r:id="rId23" w:history="1">
           <w:r>
             <w:rPr>
               <w:rStyle w:val="Hyperlink"/>
@@ -3600,7 +3584,7 @@
           <w:sz w:val="24"/>
           <w:u w:val="single"/>
         </w:rPr>
-        <w:hyperlink r:id="rId20" w:history="1">
+        <w:hyperlink r:id="rId23" w:history="1">
           <w:r>
             <w:rPr>
               <w:rStyle w:val="Hyperlink"/>
@@ -3618,7 +3602,7 @@
           <w:sz w:val="24"/>
           <w:u w:val="single"/>
         </w:rPr>
-        <w:hyperlink r:id="rId20" w:history="1">
+        <w:hyperlink r:id="rId23" w:history="1">
           <w:r>
             <w:rPr>
               <w:rStyle w:val="Hyperlink"/>
